--- a/offline-kits/linux/assignments/Terminal-Quest.docx
+++ b/offline-kits/linux/assignments/Terminal-Quest.docx
@@ -1161,7 +1161,7 @@
         <w:rPr>
           <w:rtl w:val="0"/>
         </w:rPr>
-        <w:t xml:space="preserve">A computer is more comfortable, but Android and iPhone both work. A Bluetooth keyboard makes the experience much better. 📱💻</w:t>
+        <w:t xml:space="preserve">Using a phone is slower and more difficult than using a computer, but Android and iPhone both work. A Bluetooth keyboard makes it easier. If you are waiting for a classroom computer or Internet connection, use your phone to begin or continue the assignment instead of doing nothing. 📱💻</w:t>
       </w:r>
     </w:p>
     <w:p>

--- a/offline-kits/linux/assignments/Terminal-Quest.docx
+++ b/offline-kits/linux/assignments/Terminal-Quest.docx
@@ -68,7 +68,7 @@
           <w:szCs w:val="48"/>
           <w:rtl w:val="0"/>
         </w:rPr>
-        <w:t xml:space="preserve">Terminal Quest: Computer Detective</w:t>
+        <w:t xml:space="preserve">3.1 Computer Detective: Terminal Quest</w:t>
       </w:r>
     </w:p>
     <w:p>
@@ -90,7 +90,7 @@
           <w:szCs w:val="30"/>
           <w:rtl w:val="0"/>
         </w:rPr>
-        <w:t xml:space="preserve">The same beginner terminal skills on Windows, Linux, Mac, Android, and iPhone or iPad</w:t>
+        <w:t xml:space="preserve">The same beginner terminal skills on Windows WSL, Windows Git Bash, Mac, Chromebook, Linux, Android, and iPhone or iPad</w:t>
       </w:r>
     </w:p>
     <w:p>
@@ -547,6 +547,22 @@
       </w:pPr>
       <w:r>
         <w:rPr>
+          <w:sz w:val="21"/>
+          <w:szCs w:val="21"/>
+          <w:rtl w:val="0"/>
+        </w:rPr>
+        <w:t xml:space="preserve">Bonus: Up to 5 marks for repeating Sections 1 and 2 on a second operating system and explaining one meaningful difference.</w:t>
+      </w:r>
+    </w:p>
+    <w:p>
+      <w:pPr>
+        <w:rPr>
+          <w:sz w:val="21"/>
+          <w:szCs w:val="21"/>
+        </w:rPr>
+      </w:pPr>
+      <w:r>
+        <w:rPr>
           <w:rtl w:val="0"/>
         </w:rPr>
       </w:r>
@@ -571,7 +587,7 @@
           <w:shd w:fill="e6f2ff" w:val="clear"/>
           <w:rtl w:val="0"/>
         </w:rPr>
-        <w:t xml:space="preserve">IMPRESS ME: MAKE THE INSTRUCTIONS BETTER</w:t>
+        <w:t xml:space="preserve">LEVEL 4+: MAKE THE INSTRUCTIONS BETTER</w:t>
       </w:r>
       <w:r>
         <w:rPr>
@@ -653,7 +669,7 @@
           <w:szCs w:val="20.4"/>
           <w:rtl w:val="0"/>
         </w:rPr>
-        <w:t xml:space="preserve">Student: [Type here]   Student #: [Type here]   Device: [Windows WSL / Linux / Mac / Android / iPhone or iPad]   Due: Google Classroom</w:t>
+        <w:t xml:space="preserve">Student: [Type here]   Student #: [Type here]   Device: [Windows WSL / Windows Git Bash / Mac / Chromebook / Linux / Android / iPhone or iPad]   Due: Google Classroom</w:t>
       </w:r>
     </w:p>
     <w:p>
@@ -718,6 +734,103 @@
         </w:rPr>
         <w:t xml:space="preserve">Estimated time: 25-35 minutes after terminal setup.</w:t>
       </w:r>
+    </w:p>
+    <w:p>
+      <w:pPr>
+        <w:rPr>
+          <w:color w:val="23272b"/>
+          <w:sz w:val="21"/>
+          <w:szCs w:val="21"/>
+        </w:rPr>
+      </w:pPr>
+      <w:r>
+        <w:rPr>
+          <w:color w:val="23272b"/>
+          <w:sz w:val="21"/>
+          <w:szCs w:val="21"/>
+          <w:rtl w:val="0"/>
+        </w:rPr>
+        <w:t xml:space="preserve">AT HOME: Learn the terminal on Windows using WSL or Git Bash, on Mac, Chromebook, or Linux. Android and iPhone or iPad are slower and less comfortable, but possible.</w:t>
+      </w:r>
+    </w:p>
+    <w:p>
+      <w:pPr>
+        <w:spacing w:after="120" w:lineRule="auto"/>
+        <w:rPr>
+          <w:color w:val="23272b"/>
+          <w:sz w:val="21"/>
+          <w:szCs w:val="21"/>
+        </w:rPr>
+      </w:pPr>
+      <w:r>
+        <w:rPr>
+          <w:color w:val="23272b"/>
+          <w:sz w:val="21"/>
+          <w:szCs w:val="21"/>
+          <w:rtl w:val="0"/>
+        </w:rPr>
+        <w:t xml:space="preserve">IN CLASS WITHOUT INTERNET: After Linux Mint is installed, or while Linux Mint is running from the bootable USB, the core commands work offline. Download the </w:t>
+      </w:r>
+      <w:hyperlink r:id="rId8">
+        <w:r>
+          <w:rPr>
+            <w:color w:val="1155cc"/>
+            <w:sz w:val="21"/>
+            <w:szCs w:val="21"/>
+            <w:u w:val="single"/>
+            <w:rtl w:val="0"/>
+          </w:rPr>
+          <w:t xml:space="preserve">TEJ Linux Offline Kit</w:t>
+        </w:r>
+      </w:hyperlink>
+      <w:r>
+        <w:rPr>
+          <w:color w:val="23272b"/>
+          <w:sz w:val="21"/>
+          <w:szCs w:val="21"/>
+          <w:rtl w:val="0"/>
+        </w:rPr>
+        <w:t xml:space="preserve"> before disconnecting for offline assignment and answer-sheet copies. Ethernet cables and Internet access may take time, so this work is ready while you wait.</w:t>
+      </w:r>
+    </w:p>
+    <w:p>
+      <w:pPr>
+        <w:spacing w:after="120" w:lineRule="auto"/>
+        <w:rPr>
+          <w:color w:val="23272b"/>
+          <w:sz w:val="21"/>
+          <w:szCs w:val="21"/>
+        </w:rPr>
+      </w:pPr>
+      <w:hyperlink r:id="rId9">
+        <w:r>
+          <w:rPr>
+            <w:b w:val="1"/>
+            <w:bCs w:val="1"/>
+            <w:color w:val="1155cc"/>
+            <w:sz w:val="21"/>
+            <w:szCs w:val="21"/>
+            <w:u w:val="single"/>
+            <w:rtl w:val="0"/>
+          </w:rPr>
+          <w:t xml:space="preserve">USB or download instructions and printable quick start</w:t>
+        </w:r>
+      </w:hyperlink>
+      <w:r>
+        <w:rPr>
+          <w:rtl w:val="0"/>
+        </w:rPr>
+      </w:r>
+    </w:p>
+    <w:p>
+      <w:pPr>
+        <w:spacing w:after="120" w:lineRule="auto"/>
+        <w:rPr>
+          <w:color w:val="23272b"/>
+          <w:sz w:val="21"/>
+          <w:szCs w:val="21"/>
+        </w:rPr>
+      </w:pPr>
       <w:r>
         <w:rPr>
           <w:rtl w:val="0"/>
@@ -987,9 +1100,48 @@
           <w:szCs w:val="21"/>
           <w:rtl w:val="0"/>
         </w:rPr>
-        <w:t xml:space="preserve">Run the remaining commands in WSL or your installed Linux distribution, not PowerShell. Full instructions: </w:t>
-      </w:r>
-      <w:hyperlink r:id="rId8">
+        <w:t xml:space="preserve">Run the remaining commands in WSL or your installed Linux distribution, not PowerShell.</w:t>
+      </w:r>
+    </w:p>
+    <w:p>
+      <w:pPr>
+        <w:rPr>
+          <w:color w:val="23272b"/>
+          <w:sz w:val="21"/>
+          <w:szCs w:val="21"/>
+        </w:rPr>
+      </w:pPr>
+      <w:r>
+        <w:rPr>
+          <w:color w:val="23272b"/>
+          <w:sz w:val="21"/>
+          <w:szCs w:val="21"/>
+          <w:rtl w:val="0"/>
+        </w:rPr>
+        <w:t xml:space="preserve">WINDOWS (GIT BASH ALTERNATIVE): With the computer owner's permission, install </w:t>
+      </w:r>
+      <w:hyperlink r:id="rId10">
+        <w:r>
+          <w:rPr>
+            <w:color w:val="1155cc"/>
+            <w:sz w:val="21"/>
+            <w:szCs w:val="21"/>
+            <w:u w:val="single"/>
+            <w:rtl w:val="0"/>
+          </w:rPr>
+          <w:t xml:space="preserve">Git for Windows</w:t>
+        </w:r>
+      </w:hyperlink>
+      <w:r>
+        <w:rPr>
+          <w:color w:val="23272b"/>
+          <w:sz w:val="21"/>
+          <w:szCs w:val="21"/>
+          <w:rtl w:val="0"/>
+        </w:rPr>
+        <w:t xml:space="preserve"> and open Git Bash from Start. Git Bash provides Bash and common Unix-style commands on Windows. It is not Linux or Unix: paths, permissions, available commands, process tools, and system information come from Windows or its compatibility layer, so some outputs differ. It is still useful for file navigation, Git, shell practice, scripts, and Bashcrawl. For WSL installation details, use the </w:t>
+      </w:r>
+      <w:hyperlink r:id="rId11">
         <w:r>
           <w:rPr>
             <w:color w:val="006eb3"/>
@@ -1043,31 +1195,49 @@
     <w:p>
       <w:pPr>
         <w:rPr>
-          <w:color w:val="23272b"/>
-          <w:sz w:val="21"/>
-          <w:szCs w:val="21"/>
-        </w:rPr>
-      </w:pPr>
-      <w:r>
-        <w:rPr>
           <w:b w:val="1"/>
           <w:bCs w:val="1"/>
           <w:color w:val="1e2b55"/>
           <w:sz w:val="21"/>
           <w:szCs w:val="21"/>
-          <w:rtl w:val="0"/>
-        </w:rPr>
-        <w:t xml:space="preserve">MAC:</w:t>
-      </w:r>
+        </w:rPr>
+      </w:pPr>
       <w:r>
         <w:rPr>
           <w:rFonts w:ascii="Arial Unicode MS" w:cs="Arial Unicode MS" w:eastAsia="Arial Unicode MS" w:hAnsi="Arial Unicode MS"/>
-          <w:color w:val="23272b"/>
-          <w:sz w:val="21"/>
-          <w:szCs w:val="21"/>
-          <w:rtl w:val="0"/>
-        </w:rPr>
-        <w:t xml:space="preserve"> Press Command (⌘) + Space, search for Terminal, then press Return. Or open Applications &gt; Utilities &gt; Terminal.</w:t>
+          <w:b w:val="1"/>
+          <w:bCs w:val="1"/>
+          <w:color w:val="1e2b55"/>
+          <w:sz w:val="21"/>
+          <w:szCs w:val="21"/>
+          <w:rtl w:val="0"/>
+        </w:rPr>
+        <w:t xml:space="preserve">MAC: Press Command (⌘) + Space, search for Terminal, then press Return. Or open Applications &gt; Utilities &gt; Terminal.</w:t>
+      </w:r>
+    </w:p>
+    <w:p>
+      <w:pPr>
+        <w:rPr>
+          <w:color w:val="23272b"/>
+          <w:sz w:val="21"/>
+          <w:szCs w:val="21"/>
+        </w:rPr>
+      </w:pPr>
+      <w:r>
+        <w:rPr>
+          <w:b w:val="1"/>
+          <w:bCs w:val="1"/>
+          <w:color w:val="1e2b55"/>
+          <w:sz w:val="21"/>
+          <w:szCs w:val="21"/>
+          <w:rtl w:val="0"/>
+        </w:rPr>
+        <w:t xml:space="preserve">CHROMEBOOK: On a personal Chromebook or owner account, open Settings &gt; About ChromeOS &gt; Developers &gt; Linux development environment &gt; Set up. Setup needs Internet. After setup, open Terminal from the Launcher. A school-managed Chromebook may block this feature. Do not use Developer Mode or bypass school management.</w:t>
+      </w:r>
+      <w:r>
+        <w:rPr>
+          <w:rtl w:val="0"/>
+        </w:rPr>
       </w:r>
     </w:p>
     <w:p>
@@ -1081,7 +1251,7 @@
         </w:rPr>
         <w:t xml:space="preserve">ANDROID PHONE OR TABLET: Install </w:t>
       </w:r>
-      <w:hyperlink r:id="rId9">
+      <w:hyperlink r:id="rId12">
         <w:r>
           <w:rPr>
             <w:color w:val="1155cc"/>
@@ -1109,7 +1279,7 @@
         </w:rPr>
         <w:t xml:space="preserve">IPHONE OR IPAD: Install </w:t>
       </w:r>
-      <w:hyperlink r:id="rId10">
+      <w:hyperlink r:id="rId13">
         <w:r>
           <w:rPr>
             <w:color w:val="1155cc"/>
@@ -1381,7 +1551,7 @@
           <w:u w:val="single"/>
         </w:rPr>
       </w:pPr>
-      <w:hyperlink r:id="rId11">
+      <w:hyperlink r:id="rId14">
         <w:r>
           <w:rPr>
             <w:b w:val="1"/>
@@ -2434,7 +2604,7 @@
           <w:szCs w:val="21"/>
           <w:rtl w:val="0"/>
         </w:rPr>
-        <w:t xml:space="preserve">These commands tell you about the system you are running. In WSL, Linux is inside Windows. On a Mac, the system may say Darwin. In Termux or iSH, the system normally says Linux.</w:t>
+        <w:t xml:space="preserve">These commands tell you about the system you are running. In WSL, Linux is inside Windows. On a Mac, the system may say Darwin. In Termux or iSH, the system normally says Linux. Git Bash may show a MINGW or MSYS Windows compatibility name instead of Linux.</w:t>
       </w:r>
     </w:p>
     <w:p>
@@ -4448,102 +4618,25 @@
           <w:szCs w:val="21"/>
           <w:rtl w:val="0"/>
         </w:rPr>
-        <w:t xml:space="preserve">Mac: try </w:t>
-      </w:r>
-      <w:r>
-        <w:rPr>
-          <w:rFonts w:ascii="Courier New" w:cs="Courier New" w:eastAsia="Courier New" w:hAnsi="Courier New"/>
-          <w:color w:val="23272b"/>
-          <w:sz w:val="21"/>
-          <w:szCs w:val="21"/>
-          <w:rtl w:val="0"/>
-        </w:rPr>
-        <w:t xml:space="preserve">htop</w:t>
-      </w:r>
-      <w:r>
-        <w:rPr>
-          <w:color w:val="23272b"/>
-          <w:sz w:val="21"/>
-          <w:szCs w:val="21"/>
-          <w:rtl w:val="0"/>
-        </w:rPr>
-        <w:t xml:space="preserve"> if it is already installed; otherwise run </w:t>
-      </w:r>
-      <w:r>
-        <w:rPr>
-          <w:rFonts w:ascii="Courier New" w:cs="Courier New" w:eastAsia="Courier New" w:hAnsi="Courier New"/>
-          <w:color w:val="23272b"/>
-          <w:sz w:val="21"/>
-          <w:szCs w:val="21"/>
-          <w:rtl w:val="0"/>
-        </w:rPr>
-        <w:t xml:space="preserve">top</w:t>
-      </w:r>
-      <w:r>
-        <w:rPr>
-          <w:color w:val="23272b"/>
-          <w:sz w:val="21"/>
-          <w:szCs w:val="21"/>
-          <w:rtl w:val="0"/>
-        </w:rPr>
-        <w:t xml:space="preserve">. On WSL, </w:t>
-      </w:r>
-      <w:r>
-        <w:rPr>
-          <w:rFonts w:ascii="Courier New" w:cs="Courier New" w:eastAsia="Courier New" w:hAnsi="Courier New"/>
-          <w:color w:val="23272b"/>
-          <w:sz w:val="21"/>
-          <w:szCs w:val="21"/>
-          <w:rtl w:val="0"/>
-        </w:rPr>
-        <w:t xml:space="preserve">top</w:t>
-      </w:r>
-      <w:r>
-        <w:rPr>
-          <w:color w:val="23272b"/>
-          <w:sz w:val="21"/>
-          <w:szCs w:val="21"/>
-          <w:rtl w:val="0"/>
-        </w:rPr>
-        <w:t xml:space="preserve"> also works if you cannot install </w:t>
-      </w:r>
-      <w:r>
-        <w:rPr>
-          <w:rFonts w:ascii="Courier New" w:cs="Courier New" w:eastAsia="Courier New" w:hAnsi="Courier New"/>
-          <w:color w:val="23272b"/>
-          <w:sz w:val="21"/>
-          <w:szCs w:val="21"/>
-          <w:rtl w:val="0"/>
-        </w:rPr>
-        <w:t xml:space="preserve">htop</w:t>
-      </w:r>
-      <w:r>
-        <w:rPr>
-          <w:color w:val="23272b"/>
-          <w:sz w:val="21"/>
-          <w:szCs w:val="21"/>
-          <w:rtl w:val="0"/>
-        </w:rPr>
-        <w:t xml:space="preserve">. On Android with Termux or iPhone/iPad with iSH, run </w:t>
-      </w:r>
-      <w:r>
-        <w:rPr>
-          <w:rFonts w:ascii="Courier New" w:cs="Courier New" w:eastAsia="Courier New" w:hAnsi="Courier New"/>
-          <w:color w:val="23272b"/>
-          <w:sz w:val="21"/>
-          <w:szCs w:val="21"/>
-          <w:rtl w:val="0"/>
-        </w:rPr>
-        <w:t xml:space="preserve">top</w:t>
-      </w:r>
-      <w:r>
-        <w:rPr>
-          <w:color w:val="23272b"/>
-          <w:sz w:val="21"/>
-          <w:szCs w:val="21"/>
-          <w:rtl w:val="0"/>
-        </w:rPr>
-        <w:t xml:space="preserve">. Press q to leave the process screen. Do not stop an unfamiliar phone process.</w:t>
+        <w:t xml:space="preserve">Mac: try htop if it is already installed; otherwise run top. On WSL, top also works if you cannot install htop. On Android with Termux or iPhone/iPad with iSH, run top. Press q to leave the process screen. Do not stop an unfamiliar phone process.</w:t>
+      </w:r>
+    </w:p>
+    <w:p>
+      <w:pPr>
+        <w:rPr>
+          <w:color w:val="23272b"/>
+          <w:sz w:val="21"/>
+          <w:szCs w:val="21"/>
+        </w:rPr>
+      </w:pPr>
+      <w:r>
+        <w:rPr>
+          <w:color w:val="23272b"/>
+          <w:sz w:val="21"/>
+          <w:szCs w:val="21"/>
+          <w:rtl w:val="0"/>
+        </w:rPr>
+        <w:t xml:space="preserve">Git Bash: top and htop are not normally included. Run tasklist | more, or open Windows Task Manager, then record one running process and one CPU or memory observation. This difference is evidence that Git Bash is a Windows shell environment, not a Linux system.</w:t>
       </w:r>
       <w:r>
         <w:rPr>
@@ -5416,7 +5509,7 @@
           <w:szCs w:val="21"/>
           <w:rtl w:val="0"/>
         </w:rPr>
-        <w:t xml:space="preserve">A. WINDOWS WITH WSL (Ubuntu terminal)</w:t>
+        <w:t xml:space="preserve">A. WINDOWS WITH WSL OR GIT BASH</w:t>
       </w:r>
     </w:p>
     <w:p>
@@ -6967,9 +7060,6 @@
     </w:p>
     <w:p>
       <w:pPr>
-        <w:pStyle w:val="Heading1"/>
-        <w:keepNext w:val="1"/>
-        <w:spacing w:after="80" w:before="240" w:lineRule="auto"/>
         <w:rPr>
           <w:b w:val="1"/>
           <w:bCs w:val="1"/>
@@ -6978,8 +7068,6 @@
           <w:szCs w:val="26"/>
         </w:rPr>
       </w:pPr>
-      <w:bookmarkStart w:colFirst="0" w:colLast="0" w:name="_9l0rvm516yj0" w:id="19"/>
-      <w:bookmarkEnd w:id="19"/>
       <w:r>
         <w:rPr>
           <w:b w:val="1"/>
@@ -6995,75 +7083,117 @@
     <w:p>
       <w:pPr>
         <w:rPr>
-          <w:color w:val="23272b"/>
-          <w:sz w:val="21"/>
-          <w:szCs w:val="21"/>
-        </w:rPr>
-      </w:pPr>
-      <w:r>
-        <w:rPr>
-          <w:color w:val="23272b"/>
-          <w:sz w:val="21"/>
-          <w:szCs w:val="21"/>
-          <w:rtl w:val="0"/>
-        </w:rPr>
-        <w:t xml:space="preserve">Try the command </w:t>
-      </w:r>
-      <w:r>
-        <w:rPr>
-          <w:rFonts w:ascii="Courier New" w:cs="Courier New" w:eastAsia="Courier New" w:hAnsi="Courier New"/>
-          <w:color w:val="23272b"/>
-          <w:sz w:val="21"/>
-          <w:szCs w:val="21"/>
-          <w:rtl w:val="0"/>
-        </w:rPr>
-        <w:t xml:space="preserve">man ls</w:t>
-      </w:r>
-      <w:r>
-        <w:rPr>
-          <w:color w:val="23272b"/>
-          <w:sz w:val="21"/>
-          <w:szCs w:val="21"/>
-          <w:rtl w:val="0"/>
-        </w:rPr>
-        <w:t xml:space="preserve"> to open the manual for </w:t>
-      </w:r>
-      <w:r>
-        <w:rPr>
-          <w:rFonts w:ascii="Courier New" w:cs="Courier New" w:eastAsia="Courier New" w:hAnsi="Courier New"/>
-          <w:color w:val="23272b"/>
-          <w:sz w:val="21"/>
-          <w:szCs w:val="21"/>
-          <w:rtl w:val="0"/>
-        </w:rPr>
-        <w:t xml:space="preserve">ls</w:t>
-      </w:r>
-      <w:r>
-        <w:rPr>
-          <w:color w:val="23272b"/>
-          <w:sz w:val="21"/>
-          <w:szCs w:val="21"/>
-          <w:rtl w:val="0"/>
-        </w:rPr>
-        <w:t xml:space="preserve">. Press q to leave. Which new option did you learn?</w:t>
-      </w:r>
-    </w:p>
-    <w:p>
-      <w:pPr>
-        <w:rPr>
-          <w:color w:val="23272b"/>
-          <w:sz w:val="21"/>
-          <w:szCs w:val="21"/>
-        </w:rPr>
-      </w:pPr>
-      <w:r>
-        <w:rPr>
-          <w:color w:val="23272b"/>
-          <w:sz w:val="21"/>
-          <w:szCs w:val="21"/>
+          <w:b w:val="1"/>
+          <w:bCs w:val="1"/>
+          <w:color w:val="1e2b55"/>
+          <w:sz w:val="26"/>
+          <w:szCs w:val="26"/>
+        </w:rPr>
+      </w:pPr>
+      <w:r>
+        <w:rPr>
+          <w:b w:val="1"/>
+          <w:bCs w:val="1"/>
+          <w:color w:val="1e2b55"/>
+          <w:sz w:val="26"/>
+          <w:szCs w:val="26"/>
+          <w:rtl w:val="0"/>
+        </w:rPr>
+        <w:t xml:space="preserve">Try the command man ls to open the manual for ls. Press q to leave. Which new option did you learn?</w:t>
+      </w:r>
+    </w:p>
+    <w:p>
+      <w:pPr>
+        <w:rPr>
+          <w:b w:val="1"/>
+          <w:bCs w:val="1"/>
+          <w:color w:val="1e2b55"/>
+          <w:sz w:val="26"/>
+          <w:szCs w:val="26"/>
+        </w:rPr>
+      </w:pPr>
+      <w:r>
+        <w:rPr>
+          <w:b w:val="1"/>
+          <w:bCs w:val="1"/>
+          <w:color w:val="1e2b55"/>
+          <w:sz w:val="26"/>
+          <w:szCs w:val="26"/>
           <w:rtl w:val="0"/>
         </w:rPr>
         <w:t xml:space="preserve">[Optional answer: Type here.]</w:t>
+      </w:r>
+    </w:p>
+    <w:p>
+      <w:pPr>
+        <w:rPr>
+          <w:b w:val="1"/>
+          <w:bCs w:val="1"/>
+          <w:color w:val="1e2b55"/>
+          <w:sz w:val="26"/>
+          <w:szCs w:val="26"/>
+        </w:rPr>
+      </w:pPr>
+      <w:r>
+        <w:rPr>
+          <w:b w:val="1"/>
+          <w:bCs w:val="1"/>
+          <w:color w:val="1e2b55"/>
+          <w:sz w:val="26"/>
+          <w:szCs w:val="26"/>
+          <w:rtl w:val="0"/>
+        </w:rPr>
+        <w:t xml:space="preserve">BONUS: USE A SECOND SYSTEM</w:t>
+      </w:r>
+    </w:p>
+    <w:p>
+      <w:pPr>
+        <w:rPr>
+          <w:color w:val="23272b"/>
+          <w:sz w:val="21"/>
+          <w:szCs w:val="21"/>
+        </w:rPr>
+      </w:pPr>
+      <w:r>
+        <w:rPr>
+          <w:b w:val="1"/>
+          <w:bCs w:val="1"/>
+          <w:color w:val="1e2b55"/>
+          <w:sz w:val="26"/>
+          <w:szCs w:val="26"/>
+          <w:rtl w:val="0"/>
+        </w:rPr>
+        <w:t xml:space="preserve">Repeat Sections 1 and 2 on a second operating system. Add a small comparison showing the two systems and explain one meaningful difference in the command output. You may use another physical computer, a Linux Mint live USB, or </w:t>
+      </w:r>
+      <w:hyperlink r:id="rId15">
+        <w:r>
+          <w:rPr>
+            <w:b w:val="1"/>
+            <w:bCs w:val="1"/>
+            <w:color w:val="1155cc"/>
+            <w:sz w:val="26"/>
+            <w:szCs w:val="26"/>
+            <w:u w:val="single"/>
+            <w:rtl w:val="0"/>
+          </w:rPr>
+          <w:t xml:space="preserve">VirtualBox</w:t>
+        </w:r>
+      </w:hyperlink>
+      <w:r>
+        <w:rPr>
+          <w:b w:val="1"/>
+          <w:bCs w:val="1"/>
+          <w:color w:val="1e2b55"/>
+          <w:sz w:val="26"/>
+          <w:szCs w:val="26"/>
+          <w:rtl w:val="0"/>
+        </w:rPr>
+        <w:t xml:space="preserve"> inside Windows, Mac, or Linux. Ask the computer owner before installing VirtualBox, and do not change firmware, security, or virtualization settings without permission. Up to 5 bonus marks.</w:t>
+      </w:r>
+      <w:r>
+        <w:rPr>
+          <w:rtl w:val="0"/>
+        </w:rPr>
       </w:r>
     </w:p>
     <w:p>
@@ -7087,7 +7217,7 @@
       </w:r>
     </w:p>
     <w:sectPr>
-      <w:footerReference r:id="rId12" w:type="default"/>
+      <w:footerReference r:id="rId16" w:type="default"/>
       <w:pgSz w:h="15840" w:w="12240" w:orient="portrait"/>
       <w:pgMar w:bottom="1440" w:top="1440" w:left="1440" w:right="1440" w:header="720" w:footer="720"/>
       <w:pgNumType w:start="1"/>
